--- a/лр4/лр4.docx
+++ b/лр4/лр4.docx
@@ -1,6 +1,6 @@
 
 <file path=word/document.xml><?xml version="1.0" encoding="utf-8"?>
-<w:document xmlns:wpc="http://schemas.microsoft.com/office/word/2010/wordprocessingCanvas" xmlns:cx="http://schemas.microsoft.com/office/drawing/2014/chartex" xmlns:cx1="http://schemas.microsoft.com/office/drawing/2015/9/8/chartex" xmlns:cx2="http://schemas.microsoft.com/office/drawing/2015/10/21/chartex" xmlns:cx3="http://schemas.microsoft.com/office/drawing/2016/5/9/chartex" xmlns:cx4="http://schemas.microsoft.com/office/drawing/2016/5/10/chartex" xmlns:cx5="http://schemas.microsoft.com/office/drawing/2016/5/11/chartex" xmlns:cx6="http://schemas.microsoft.com/office/drawing/2016/5/12/chartex" xmlns:cx7="http://schemas.microsoft.com/office/drawing/2016/5/13/chartex" xmlns:cx8="http://schemas.microsoft.com/office/drawing/2016/5/14/chartex" xmlns:mc="http://schemas.openxmlformats.org/markup-compatibility/2006" xmlns:aink="http://schemas.microsoft.com/office/drawing/2016/ink" xmlns:am3d="http://schemas.microsoft.com/office/drawing/2017/model3d" xmlns:o="urn:schemas-microsoft-com:office:office" xmlns:r="http://schemas.openxmlformats.org/officeDocument/2006/relationships" xmlns:m="http://schemas.openxmlformats.org/officeDocument/2006/math" xmlns:v="urn:schemas-microsoft-com:vml" xmlns:wp14="http://schemas.microsoft.com/office/word/2010/wordprocessingDrawing" xmlns:wp="http://schemas.openxmlformats.org/drawingml/2006/wordprocessingDrawing" xmlns:w10="urn:schemas-microsoft-com:office:word" xmlns:w="http://schemas.openxmlformats.org/wordprocessingml/2006/main" xmlns:w14="http://schemas.microsoft.com/office/word/2010/wordml" xmlns:w15="http://schemas.microsoft.com/office/word/2012/wordml" xmlns:w16cex="http://schemas.microsoft.com/office/word/2018/wordml/cex" xmlns:w16cid="http://schemas.microsoft.com/office/word/2016/wordml/cid" xmlns:w16="http://schemas.microsoft.com/office/word/2018/wordml" xmlns:w16se="http://schemas.microsoft.com/office/word/2015/wordml/symex" xmlns:wpg="http://schemas.microsoft.com/office/word/2010/wordprocessingGroup" xmlns:wpi="http://schemas.microsoft.com/office/word/2010/wordprocessingInk" xmlns:wne="http://schemas.microsoft.com/office/word/2006/wordml" xmlns:wps="http://schemas.microsoft.com/office/word/2010/wordprocessingShape" mc:Ignorable="w14 w15 w16se w16cid w16 w16cex wp14">
+<w:document xmlns:wpc="http://schemas.microsoft.com/office/word/2010/wordprocessingCanvas" xmlns:mc="http://schemas.openxmlformats.org/markup-compatibility/2006" xmlns:o="urn:schemas-microsoft-com:office:office" xmlns:r="http://schemas.openxmlformats.org/officeDocument/2006/relationships" xmlns:m="http://schemas.openxmlformats.org/officeDocument/2006/math" xmlns:v="urn:schemas-microsoft-com:vml" xmlns:wp14="http://schemas.microsoft.com/office/word/2010/wordprocessingDrawing" xmlns:wp="http://schemas.openxmlformats.org/drawingml/2006/wordprocessingDrawing" xmlns:w10="urn:schemas-microsoft-com:office:word" xmlns:w="http://schemas.openxmlformats.org/wordprocessingml/2006/main" xmlns:w14="http://schemas.microsoft.com/office/word/2010/wordml" xmlns:w15="http://schemas.microsoft.com/office/word/2012/wordml" xmlns:wpg="http://schemas.microsoft.com/office/word/2010/wordprocessingGroup" xmlns:wpi="http://schemas.microsoft.com/office/word/2010/wordprocessingInk" xmlns:wne="http://schemas.microsoft.com/office/word/2006/wordml" xmlns:wps="http://schemas.microsoft.com/office/word/2010/wordprocessingShape" mc:Ignorable="w14 w15 wp14">
   <w:body>
     <w:p>
       <w:pPr>
@@ -284,6 +284,7 @@
         </w:rPr>
         <w:t>СЕВЕРО-КАВКАЗСКИЙ</w:t>
       </w:r>
+      <w:proofErr w:type="gramEnd"/>
       <w:r>
         <w:rPr>
           <w:rFonts w:ascii="Times New Roman" w:hAnsi="Times New Roman" w:cs="Times New Roman"/>
@@ -302,7 +303,6 @@
         </w:rPr>
         <w:t>ФЕДЕРАЛЬНЫЙ</w:t>
       </w:r>
-      <w:proofErr w:type="gramEnd"/>
       <w:r>
         <w:rPr>
           <w:rFonts w:ascii="Times New Roman" w:hAnsi="Times New Roman" w:cs="Times New Roman"/>
@@ -3865,6 +3865,7 @@
           <w:lang w:val="en-US"/>
         </w:rPr>
       </w:pPr>
+      <w:proofErr w:type="spellStart"/>
       <w:r>
         <w:rPr>
           <w:rFonts w:ascii="Times New Roman" w:hAnsi="Times New Roman" w:cs="Times New Roman"/>
@@ -3872,7 +3873,17 @@
           <w:szCs w:val="28"/>
           <w:lang w:val="en-US"/>
         </w:rPr>
-        <w:t xml:space="preserve">struct </w:t>
+        <w:t>struct</w:t>
+      </w:r>
+      <w:proofErr w:type="spellEnd"/>
+      <w:r>
+        <w:rPr>
+          <w:rFonts w:ascii="Times New Roman" w:hAnsi="Times New Roman" w:cs="Times New Roman"/>
+          <w:sz w:val="28"/>
+          <w:szCs w:val="28"/>
+          <w:lang w:val="en-US"/>
+        </w:rPr>
+        <w:t xml:space="preserve"> </w:t>
       </w:r>
       <w:proofErr w:type="spellStart"/>
       <w:r>
@@ -3904,9 +3915,25 @@
           <w:rFonts w:ascii="Times New Roman" w:hAnsi="Times New Roman" w:cs="Times New Roman"/>
           <w:sz w:val="28"/>
           <w:szCs w:val="28"/>
+        </w:rPr>
+      </w:pPr>
+      <w:r>
+        <w:rPr>
+          <w:rFonts w:ascii="Times New Roman" w:hAnsi="Times New Roman" w:cs="Times New Roman"/>
+          <w:sz w:val="28"/>
+          <w:szCs w:val="28"/>
           <w:lang w:val="en-US"/>
         </w:rPr>
-      </w:pPr>
+        <w:t xml:space="preserve">    T</w:t>
+      </w:r>
+      <w:r>
+        <w:rPr>
+          <w:rFonts w:ascii="Times New Roman" w:hAnsi="Times New Roman" w:cs="Times New Roman"/>
+          <w:sz w:val="28"/>
+          <w:szCs w:val="28"/>
+        </w:rPr>
+        <w:t xml:space="preserve"> </w:t>
+      </w:r>
       <w:r>
         <w:rPr>
           <w:rFonts w:ascii="Times New Roman" w:hAnsi="Times New Roman" w:cs="Times New Roman"/>
@@ -3914,7 +3941,15 @@
           <w:szCs w:val="28"/>
           <w:lang w:val="en-US"/>
         </w:rPr>
-        <w:t xml:space="preserve">    T data;             // </w:t>
+        <w:t>data</w:t>
+      </w:r>
+      <w:r>
+        <w:rPr>
+          <w:rFonts w:ascii="Times New Roman" w:hAnsi="Times New Roman" w:cs="Times New Roman"/>
+          <w:sz w:val="28"/>
+          <w:szCs w:val="28"/>
+        </w:rPr>
+        <w:t xml:space="preserve">;             // </w:t>
       </w:r>
       <w:r>
         <w:rPr>
@@ -3934,9 +3969,35 @@
           <w:rFonts w:ascii="Times New Roman" w:hAnsi="Times New Roman" w:cs="Times New Roman"/>
           <w:sz w:val="28"/>
           <w:szCs w:val="28"/>
+        </w:rPr>
+      </w:pPr>
+      <w:r>
+        <w:rPr>
+          <w:rFonts w:ascii="Times New Roman" w:hAnsi="Times New Roman" w:cs="Times New Roman"/>
+          <w:sz w:val="28"/>
+          <w:szCs w:val="28"/>
+        </w:rPr>
+        <w:t xml:space="preserve">    </w:t>
+      </w:r>
+      <w:proofErr w:type="spellStart"/>
+      <w:r>
+        <w:rPr>
+          <w:rFonts w:ascii="Times New Roman" w:hAnsi="Times New Roman" w:cs="Times New Roman"/>
+          <w:sz w:val="28"/>
+          <w:szCs w:val="28"/>
           <w:lang w:val="en-US"/>
         </w:rPr>
-      </w:pPr>
+        <w:t>DNode</w:t>
+      </w:r>
+      <w:proofErr w:type="spellEnd"/>
+      <w:r>
+        <w:rPr>
+          <w:rFonts w:ascii="Times New Roman" w:hAnsi="Times New Roman" w:cs="Times New Roman"/>
+          <w:sz w:val="28"/>
+          <w:szCs w:val="28"/>
+        </w:rPr>
+        <w:t>&lt;</w:t>
+      </w:r>
       <w:r>
         <w:rPr>
           <w:rFonts w:ascii="Times New Roman" w:hAnsi="Times New Roman" w:cs="Times New Roman"/>
@@ -3944,7 +4005,15 @@
           <w:szCs w:val="28"/>
           <w:lang w:val="en-US"/>
         </w:rPr>
-        <w:t xml:space="preserve">    </w:t>
+        <w:t>T</w:t>
+      </w:r>
+      <w:r>
+        <w:rPr>
+          <w:rFonts w:ascii="Times New Roman" w:hAnsi="Times New Roman" w:cs="Times New Roman"/>
+          <w:sz w:val="28"/>
+          <w:szCs w:val="28"/>
+        </w:rPr>
+        <w:t xml:space="preserve">&gt;* </w:t>
       </w:r>
       <w:proofErr w:type="spellStart"/>
       <w:r>
@@ -3954,7 +4023,7 @@
           <w:szCs w:val="28"/>
           <w:lang w:val="en-US"/>
         </w:rPr>
-        <w:t>DNode</w:t>
+        <w:t>prev</w:t>
       </w:r>
       <w:proofErr w:type="spellEnd"/>
       <w:r>
@@ -3962,27 +4031,6 @@
           <w:rFonts w:ascii="Times New Roman" w:hAnsi="Times New Roman" w:cs="Times New Roman"/>
           <w:sz w:val="28"/>
           <w:szCs w:val="28"/>
-          <w:lang w:val="en-US"/>
-        </w:rPr>
-        <w:t xml:space="preserve">&lt;T&gt;* </w:t>
-      </w:r>
-      <w:proofErr w:type="spellStart"/>
-      <w:r>
-        <w:rPr>
-          <w:rFonts w:ascii="Times New Roman" w:hAnsi="Times New Roman" w:cs="Times New Roman"/>
-          <w:sz w:val="28"/>
-          <w:szCs w:val="28"/>
-          <w:lang w:val="en-US"/>
-        </w:rPr>
-        <w:t>prev</w:t>
-      </w:r>
-      <w:proofErr w:type="spellEnd"/>
-      <w:r>
-        <w:rPr>
-          <w:rFonts w:ascii="Times New Roman" w:hAnsi="Times New Roman" w:cs="Times New Roman"/>
-          <w:sz w:val="28"/>
-          <w:szCs w:val="28"/>
-          <w:lang w:val="en-US"/>
         </w:rPr>
         <w:t xml:space="preserve">;     // </w:t>
       </w:r>
@@ -3999,7 +4047,6 @@
           <w:rFonts w:ascii="Times New Roman" w:hAnsi="Times New Roman" w:cs="Times New Roman"/>
           <w:sz w:val="28"/>
           <w:szCs w:val="28"/>
-          <w:lang w:val="en-US"/>
         </w:rPr>
         <w:t xml:space="preserve"> </w:t>
       </w:r>
@@ -4016,7 +4063,6 @@
           <w:rFonts w:ascii="Times New Roman" w:hAnsi="Times New Roman" w:cs="Times New Roman"/>
           <w:sz w:val="28"/>
           <w:szCs w:val="28"/>
-          <w:lang w:val="en-US"/>
         </w:rPr>
         <w:t xml:space="preserve"> </w:t>
       </w:r>
@@ -4033,7 +4079,6 @@
           <w:rFonts w:ascii="Times New Roman" w:hAnsi="Times New Roman" w:cs="Times New Roman"/>
           <w:sz w:val="28"/>
           <w:szCs w:val="28"/>
-          <w:lang w:val="en-US"/>
         </w:rPr>
         <w:t xml:space="preserve"> </w:t>
       </w:r>
@@ -4062,7 +4107,6 @@
           <w:rFonts w:ascii="Times New Roman" w:hAnsi="Times New Roman" w:cs="Times New Roman"/>
           <w:sz w:val="28"/>
           <w:szCs w:val="28"/>
-          <w:lang w:val="en-US"/>
         </w:rPr>
         <w:t xml:space="preserve">    </w:t>
       </w:r>
@@ -4085,6 +4129,7 @@
         <w:t xml:space="preserve">&lt;T&gt;* </w:t>
       </w:r>
       <w:proofErr w:type="spellStart"/>
+      <w:proofErr w:type="gramStart"/>
       <w:r>
         <w:rPr>
           <w:rFonts w:ascii="Times New Roman" w:hAnsi="Times New Roman" w:cs="Times New Roman"/>
@@ -4100,7 +4145,16 @@
           <w:sz w:val="28"/>
           <w:szCs w:val="28"/>
         </w:rPr>
-        <w:t>;     // указатель на следующий узел</w:t>
+        <w:t xml:space="preserve">;   </w:t>
+      </w:r>
+      <w:proofErr w:type="gramEnd"/>
+      <w:r>
+        <w:rPr>
+          <w:rFonts w:ascii="Times New Roman" w:hAnsi="Times New Roman" w:cs="Times New Roman"/>
+          <w:sz w:val="28"/>
+          <w:szCs w:val="28"/>
+        </w:rPr>
+        <w:t xml:space="preserve">  // указатель на следующий узел</w:t>
       </w:r>
     </w:p>
     <w:p>
@@ -4141,7 +4195,27 @@
           <w:szCs w:val="28"/>
           <w:lang w:val="en-US"/>
         </w:rPr>
-        <w:t xml:space="preserve">(const T&amp; value) : data(value), </w:t>
+        <w:t>(</w:t>
+      </w:r>
+      <w:proofErr w:type="spellStart"/>
+      <w:r>
+        <w:rPr>
+          <w:rFonts w:ascii="Times New Roman" w:hAnsi="Times New Roman" w:cs="Times New Roman"/>
+          <w:sz w:val="28"/>
+          <w:szCs w:val="28"/>
+          <w:lang w:val="en-US"/>
+        </w:rPr>
+        <w:t>const</w:t>
+      </w:r>
+      <w:proofErr w:type="spellEnd"/>
+      <w:r>
+        <w:rPr>
+          <w:rFonts w:ascii="Times New Roman" w:hAnsi="Times New Roman" w:cs="Times New Roman"/>
+          <w:sz w:val="28"/>
+          <w:szCs w:val="28"/>
+          <w:lang w:val="en-US"/>
+        </w:rPr>
+        <w:t xml:space="preserve"> T&amp; value) : data(value), </w:t>
       </w:r>
       <w:proofErr w:type="spellStart"/>
       <w:r>
@@ -4241,25 +4315,7 @@
           <w:sz w:val="28"/>
           <w:szCs w:val="28"/>
         </w:rPr>
-        <w:t>Разница</w:t>
-      </w:r>
-      <w:proofErr w:type="gramStart"/>
-      <w:r>
-        <w:rPr>
-          <w:rFonts w:ascii="Times New Roman" w:hAnsi="Times New Roman" w:cs="Times New Roman"/>
-          <w:sz w:val="28"/>
-          <w:szCs w:val="28"/>
-        </w:rPr>
-        <w:t>: Есть</w:t>
-      </w:r>
-      <w:proofErr w:type="gramEnd"/>
-      <w:r>
-        <w:rPr>
-          <w:rFonts w:ascii="Times New Roman" w:hAnsi="Times New Roman" w:cs="Times New Roman"/>
-          <w:sz w:val="28"/>
-          <w:szCs w:val="28"/>
-        </w:rPr>
-        <w:t xml:space="preserve"> </w:t>
+        <w:t xml:space="preserve">Разница: Есть </w:t>
       </w:r>
       <w:proofErr w:type="spellStart"/>
       <w:r>
@@ -4740,29 +4796,7 @@
           <w:sz w:val="28"/>
           <w:szCs w:val="28"/>
         </w:rPr>
-        <w:t>Общее задание</w:t>
-      </w:r>
-      <w:proofErr w:type="gramStart"/>
-      <w:r>
-        <w:rPr>
-          <w:rFonts w:ascii="Times New Roman" w:hAnsi="Times New Roman" w:cs="Times New Roman"/>
-          <w:b/>
-          <w:bCs/>
-          <w:sz w:val="28"/>
-          <w:szCs w:val="28"/>
-        </w:rPr>
-        <w:t>: Реализовать</w:t>
-      </w:r>
-      <w:proofErr w:type="gramEnd"/>
-      <w:r>
-        <w:rPr>
-          <w:rFonts w:ascii="Times New Roman" w:hAnsi="Times New Roman" w:cs="Times New Roman"/>
-          <w:b/>
-          <w:bCs/>
-          <w:sz w:val="28"/>
-          <w:szCs w:val="28"/>
-        </w:rPr>
-        <w:t xml:space="preserve"> класс двусвязного списка с указанными методами и дополнительной функциональностью. </w:t>
+        <w:t xml:space="preserve">Общее задание: Реализовать класс двусвязного списка с указанными методами и дополнительной функциональностью. </w:t>
       </w:r>
     </w:p>
     <w:p>
@@ -4782,23 +4816,7 @@
           <w:sz w:val="28"/>
           <w:szCs w:val="28"/>
         </w:rPr>
-        <w:t xml:space="preserve">№ вар. </w:t>
-      </w:r>
-      <w:r>
-        <w:rPr>
-          <w:rFonts w:ascii="Times New Roman" w:hAnsi="Times New Roman" w:cs="Times New Roman"/>
-          <w:sz w:val="28"/>
-          <w:szCs w:val="28"/>
-        </w:rPr>
-        <w:t xml:space="preserve">– </w:t>
-      </w:r>
-      <w:r>
-        <w:rPr>
-          <w:rFonts w:ascii="Times New Roman" w:hAnsi="Times New Roman" w:cs="Times New Roman"/>
-          <w:sz w:val="28"/>
-          <w:szCs w:val="28"/>
-        </w:rPr>
-        <w:t>14</w:t>
+        <w:t>№ вар. – 14</w:t>
       </w:r>
     </w:p>
     <w:p>
@@ -4818,41 +4836,7 @@
           <w:sz w:val="28"/>
           <w:szCs w:val="28"/>
         </w:rPr>
-        <w:t>Дополнительная функциональность</w:t>
-      </w:r>
-      <w:r>
-        <w:rPr>
-          <w:rFonts w:ascii="Times New Roman" w:hAnsi="Times New Roman" w:cs="Times New Roman"/>
-          <w:sz w:val="28"/>
-          <w:szCs w:val="28"/>
-        </w:rPr>
-        <w:t xml:space="preserve"> – </w:t>
-      </w:r>
-      <w:r>
-        <w:rPr>
-          <w:rFonts w:ascii="Times New Roman" w:hAnsi="Times New Roman" w:cs="Times New Roman"/>
-          <w:sz w:val="28"/>
-          <w:szCs w:val="28"/>
-        </w:rPr>
-        <w:t xml:space="preserve">Метод </w:t>
-      </w:r>
-      <w:proofErr w:type="spellStart"/>
-      <w:r>
-        <w:rPr>
-          <w:rFonts w:ascii="Times New Roman" w:hAnsi="Times New Roman" w:cs="Times New Roman"/>
-          <w:sz w:val="28"/>
-          <w:szCs w:val="28"/>
-        </w:rPr>
-        <w:t>toVector</w:t>
-      </w:r>
-      <w:proofErr w:type="spellEnd"/>
-      <w:r>
-        <w:rPr>
-          <w:rFonts w:ascii="Times New Roman" w:hAnsi="Times New Roman" w:cs="Times New Roman"/>
-          <w:sz w:val="28"/>
-          <w:szCs w:val="28"/>
-        </w:rPr>
-        <w:t xml:space="preserve">() - преобразование в </w:t>
+        <w:t xml:space="preserve">Дополнительная функциональность – Метод </w:t>
       </w:r>
       <w:proofErr w:type="spellStart"/>
       <w:proofErr w:type="gramStart"/>
@@ -4862,6 +4846,33 @@
           <w:sz w:val="28"/>
           <w:szCs w:val="28"/>
         </w:rPr>
+        <w:t>toVector</w:t>
+      </w:r>
+      <w:proofErr w:type="spellEnd"/>
+      <w:r>
+        <w:rPr>
+          <w:rFonts w:ascii="Times New Roman" w:hAnsi="Times New Roman" w:cs="Times New Roman"/>
+          <w:sz w:val="28"/>
+          <w:szCs w:val="28"/>
+        </w:rPr>
+        <w:t>(</w:t>
+      </w:r>
+      <w:proofErr w:type="gramEnd"/>
+      <w:r>
+        <w:rPr>
+          <w:rFonts w:ascii="Times New Roman" w:hAnsi="Times New Roman" w:cs="Times New Roman"/>
+          <w:sz w:val="28"/>
+          <w:szCs w:val="28"/>
+        </w:rPr>
+        <w:t xml:space="preserve">) - преобразование в </w:t>
+      </w:r>
+      <w:proofErr w:type="spellStart"/>
+      <w:r>
+        <w:rPr>
+          <w:rFonts w:ascii="Times New Roman" w:hAnsi="Times New Roman" w:cs="Times New Roman"/>
+          <w:sz w:val="28"/>
+          <w:szCs w:val="28"/>
+        </w:rPr>
         <w:t>std</w:t>
       </w:r>
       <w:proofErr w:type="spellEnd"/>
@@ -4874,7 +4885,6 @@
         <w:t>::</w:t>
       </w:r>
       <w:proofErr w:type="spellStart"/>
-      <w:proofErr w:type="gramEnd"/>
       <w:r>
         <w:rPr>
           <w:rFonts w:ascii="Times New Roman" w:hAnsi="Times New Roman" w:cs="Times New Roman"/>
@@ -4905,6 +4915,7 @@
           <w:noProof/>
           <w:sz w:val="28"/>
           <w:szCs w:val="28"/>
+          <w:lang w:eastAsia="ru-RU"/>
           <w14:ligatures w14:val="none"/>
         </w:rPr>
         <w:drawing>
@@ -5057,6 +5068,7 @@
           <w:noProof/>
           <w:sz w:val="28"/>
           <w:szCs w:val="28"/>
+          <w:lang w:eastAsia="ru-RU"/>
           <w14:ligatures w14:val="none"/>
         </w:rPr>
         <w:lastRenderedPageBreak/>
@@ -5210,6 +5222,7 @@
           <w:noProof/>
           <w:sz w:val="28"/>
           <w:szCs w:val="28"/>
+          <w:lang w:eastAsia="ru-RU"/>
           <w14:ligatures w14:val="none"/>
         </w:rPr>
         <w:lastRenderedPageBreak/>
@@ -5363,6 +5376,7 @@
           <w:noProof/>
           <w:sz w:val="28"/>
           <w:szCs w:val="28"/>
+          <w:lang w:eastAsia="ru-RU"/>
           <w14:ligatures w14:val="none"/>
         </w:rPr>
         <w:drawing>
@@ -5591,50 +5605,40 @@
         <w:t xml:space="preserve"> </w:t>
       </w:r>
     </w:p>
+    <w:p>
+      <w:pPr>
+        <w:rPr>
+          <w:rFonts w:ascii="Times New Roman" w:hAnsi="Times New Roman" w:cs="Times New Roman"/>
+          <w:b/>
+          <w:bCs/>
+          <w:sz w:val="28"/>
+          <w:szCs w:val="28"/>
+        </w:rPr>
+      </w:pPr>
+    </w:p>
     <w:tbl>
       <w:tblPr>
-        <w:tblW w:w="11280" w:type="dxa"/>
-        <w:jc w:val="center"/>
-        <w:shd w:val="clear" w:color="auto" w:fill="FFFFFF"/>
-        <w:tblCellMar>
-          <w:top w:w="15" w:type="dxa"/>
-          <w:left w:w="15" w:type="dxa"/>
-          <w:bottom w:w="15" w:type="dxa"/>
-          <w:right w:w="15" w:type="dxa"/>
-        </w:tblCellMar>
+        <w:tblStyle w:val="a3"/>
+        <w:tblW w:w="0" w:type="auto"/>
         <w:tblLook w:val="04A0" w:firstRow="1" w:lastRow="0" w:firstColumn="1" w:lastColumn="0" w:noHBand="0" w:noVBand="1"/>
       </w:tblPr>
       <w:tblGrid>
-        <w:gridCol w:w="1869"/>
-        <w:gridCol w:w="1916"/>
-        <w:gridCol w:w="7495"/>
+        <w:gridCol w:w="1838"/>
+        <w:gridCol w:w="1559"/>
+        <w:gridCol w:w="5948"/>
       </w:tblGrid>
       <w:tr>
-        <w:trPr>
-          <w:tblHeader/>
-          <w:jc w:val="center"/>
-        </w:trPr>
         <w:tc>
           <w:tcPr>
-            <w:tcW w:w="0" w:type="auto"/>
-            <w:tcBorders>
-              <w:top w:val="nil"/>
-            </w:tcBorders>
-            <w:shd w:val="clear" w:color="auto" w:fill="FFFFFF"/>
-            <w:tcMar>
-              <w:top w:w="150" w:type="dxa"/>
-              <w:left w:w="0" w:type="dxa"/>
-              <w:bottom w:w="150" w:type="dxa"/>
-              <w:right w:w="240" w:type="dxa"/>
-            </w:tcMar>
-            <w:vAlign w:val="center"/>
-            <w:hideMark/>
+            <w:tcW w:w="1838" w:type="dxa"/>
           </w:tcPr>
           <w:p>
             <w:pPr>
               <w:jc w:val="center"/>
               <w:rPr>
                 <w:rFonts w:ascii="Times New Roman" w:hAnsi="Times New Roman" w:cs="Times New Roman"/>
+                <w:b/>
+                <w:bCs/>
                 <w:sz w:val="28"/>
                 <w:szCs w:val="28"/>
               </w:rPr>
@@ -5652,25 +5656,15 @@
         </w:tc>
         <w:tc>
           <w:tcPr>
-            <w:tcW w:w="0" w:type="auto"/>
-            <w:tcBorders>
-              <w:top w:val="nil"/>
-            </w:tcBorders>
-            <w:shd w:val="clear" w:color="auto" w:fill="FFFFFF"/>
-            <w:tcMar>
-              <w:top w:w="150" w:type="dxa"/>
-              <w:left w:w="240" w:type="dxa"/>
-              <w:bottom w:w="150" w:type="dxa"/>
-              <w:right w:w="240" w:type="dxa"/>
-            </w:tcMar>
-            <w:vAlign w:val="center"/>
-            <w:hideMark/>
+            <w:tcW w:w="1559" w:type="dxa"/>
           </w:tcPr>
           <w:p>
             <w:pPr>
               <w:jc w:val="center"/>
               <w:rPr>
                 <w:rFonts w:ascii="Times New Roman" w:hAnsi="Times New Roman" w:cs="Times New Roman"/>
+                <w:b/>
+                <w:bCs/>
                 <w:sz w:val="28"/>
                 <w:szCs w:val="28"/>
               </w:rPr>
@@ -5687,25 +5681,15 @@
         </w:tc>
         <w:tc>
           <w:tcPr>
-            <w:tcW w:w="0" w:type="auto"/>
-            <w:tcBorders>
-              <w:top w:val="nil"/>
-            </w:tcBorders>
-            <w:shd w:val="clear" w:color="auto" w:fill="FFFFFF"/>
-            <w:tcMar>
-              <w:top w:w="150" w:type="dxa"/>
-              <w:left w:w="240" w:type="dxa"/>
-              <w:bottom w:w="150" w:type="dxa"/>
-              <w:right w:w="240" w:type="dxa"/>
-            </w:tcMar>
-            <w:vAlign w:val="center"/>
-            <w:hideMark/>
+            <w:tcW w:w="5948" w:type="dxa"/>
           </w:tcPr>
           <w:p>
             <w:pPr>
               <w:jc w:val="center"/>
               <w:rPr>
                 <w:rFonts w:ascii="Times New Roman" w:hAnsi="Times New Roman" w:cs="Times New Roman"/>
+                <w:b/>
+                <w:bCs/>
                 <w:sz w:val="28"/>
                 <w:szCs w:val="28"/>
               </w:rPr>
@@ -5722,27 +5706,17 @@
         </w:tc>
       </w:tr>
       <w:tr>
-        <w:trPr>
-          <w:jc w:val="center"/>
-        </w:trPr>
         <w:tc>
           <w:tcPr>
-            <w:tcW w:w="0" w:type="auto"/>
-            <w:shd w:val="clear" w:color="auto" w:fill="FFFFFF"/>
-            <w:tcMar>
-              <w:top w:w="150" w:type="dxa"/>
-              <w:left w:w="0" w:type="dxa"/>
-              <w:bottom w:w="150" w:type="dxa"/>
-              <w:right w:w="240" w:type="dxa"/>
-            </w:tcMar>
-            <w:vAlign w:val="center"/>
-            <w:hideMark/>
+            <w:tcW w:w="1838" w:type="dxa"/>
           </w:tcPr>
           <w:p>
             <w:pPr>
               <w:jc w:val="center"/>
               <w:rPr>
                 <w:rFonts w:ascii="Times New Roman" w:hAnsi="Times New Roman" w:cs="Times New Roman"/>
+                <w:b/>
+                <w:bCs/>
                 <w:sz w:val="28"/>
                 <w:szCs w:val="28"/>
               </w:rPr>
@@ -5759,22 +5733,15 @@
         </w:tc>
         <w:tc>
           <w:tcPr>
-            <w:tcW w:w="0" w:type="auto"/>
-            <w:shd w:val="clear" w:color="auto" w:fill="FFFFFF"/>
-            <w:tcMar>
-              <w:top w:w="150" w:type="dxa"/>
-              <w:left w:w="240" w:type="dxa"/>
-              <w:bottom w:w="150" w:type="dxa"/>
-              <w:right w:w="240" w:type="dxa"/>
-            </w:tcMar>
-            <w:vAlign w:val="center"/>
-            <w:hideMark/>
+            <w:tcW w:w="1559" w:type="dxa"/>
           </w:tcPr>
           <w:p>
             <w:pPr>
               <w:jc w:val="center"/>
               <w:rPr>
                 <w:rFonts w:ascii="Times New Roman" w:hAnsi="Times New Roman" w:cs="Times New Roman"/>
+                <w:b/>
+                <w:bCs/>
                 <w:sz w:val="28"/>
                 <w:szCs w:val="28"/>
               </w:rPr>
@@ -5791,22 +5758,15 @@
         </w:tc>
         <w:tc>
           <w:tcPr>
-            <w:tcW w:w="0" w:type="auto"/>
-            <w:shd w:val="clear" w:color="auto" w:fill="FFFFFF"/>
-            <w:tcMar>
-              <w:top w:w="150" w:type="dxa"/>
-              <w:left w:w="240" w:type="dxa"/>
-              <w:bottom w:w="150" w:type="dxa"/>
-              <w:right w:w="0" w:type="dxa"/>
-            </w:tcMar>
-            <w:vAlign w:val="center"/>
-            <w:hideMark/>
+            <w:tcW w:w="5948" w:type="dxa"/>
           </w:tcPr>
           <w:p>
             <w:pPr>
               <w:jc w:val="center"/>
               <w:rPr>
                 <w:rFonts w:ascii="Times New Roman" w:hAnsi="Times New Roman" w:cs="Times New Roman"/>
+                <w:b/>
+                <w:bCs/>
                 <w:sz w:val="28"/>
                 <w:szCs w:val="28"/>
               </w:rPr>
@@ -5895,27 +5855,17 @@
         </w:tc>
       </w:tr>
       <w:tr>
-        <w:trPr>
-          <w:jc w:val="center"/>
-        </w:trPr>
         <w:tc>
           <w:tcPr>
-            <w:tcW w:w="0" w:type="auto"/>
-            <w:shd w:val="clear" w:color="auto" w:fill="FFFFFF"/>
-            <w:tcMar>
-              <w:top w:w="150" w:type="dxa"/>
-              <w:left w:w="0" w:type="dxa"/>
-              <w:bottom w:w="150" w:type="dxa"/>
-              <w:right w:w="240" w:type="dxa"/>
-            </w:tcMar>
-            <w:vAlign w:val="center"/>
-            <w:hideMark/>
+            <w:tcW w:w="1838" w:type="dxa"/>
           </w:tcPr>
           <w:p>
             <w:pPr>
               <w:jc w:val="center"/>
               <w:rPr>
                 <w:rFonts w:ascii="Times New Roman" w:hAnsi="Times New Roman" w:cs="Times New Roman"/>
+                <w:b/>
+                <w:bCs/>
                 <w:sz w:val="28"/>
                 <w:szCs w:val="28"/>
               </w:rPr>
@@ -5932,22 +5882,15 @@
         </w:tc>
         <w:tc>
           <w:tcPr>
-            <w:tcW w:w="0" w:type="auto"/>
-            <w:shd w:val="clear" w:color="auto" w:fill="FFFFFF"/>
-            <w:tcMar>
-              <w:top w:w="150" w:type="dxa"/>
-              <w:left w:w="240" w:type="dxa"/>
-              <w:bottom w:w="150" w:type="dxa"/>
-              <w:right w:w="240" w:type="dxa"/>
-            </w:tcMar>
-            <w:vAlign w:val="center"/>
-            <w:hideMark/>
+            <w:tcW w:w="1559" w:type="dxa"/>
           </w:tcPr>
           <w:p>
             <w:pPr>
               <w:jc w:val="center"/>
               <w:rPr>
                 <w:rFonts w:ascii="Times New Roman" w:hAnsi="Times New Roman" w:cs="Times New Roman"/>
+                <w:b/>
+                <w:bCs/>
                 <w:sz w:val="28"/>
                 <w:szCs w:val="28"/>
               </w:rPr>
@@ -5964,22 +5907,15 @@
         </w:tc>
         <w:tc>
           <w:tcPr>
-            <w:tcW w:w="0" w:type="auto"/>
-            <w:shd w:val="clear" w:color="auto" w:fill="FFFFFF"/>
-            <w:tcMar>
-              <w:top w:w="150" w:type="dxa"/>
-              <w:left w:w="240" w:type="dxa"/>
-              <w:bottom w:w="150" w:type="dxa"/>
-              <w:right w:w="0" w:type="dxa"/>
-            </w:tcMar>
-            <w:vAlign w:val="center"/>
-            <w:hideMark/>
+            <w:tcW w:w="5948" w:type="dxa"/>
           </w:tcPr>
           <w:p>
             <w:pPr>
               <w:jc w:val="center"/>
               <w:rPr>
                 <w:rFonts w:ascii="Times New Roman" w:hAnsi="Times New Roman" w:cs="Times New Roman"/>
+                <w:b/>
+                <w:bCs/>
                 <w:sz w:val="28"/>
                 <w:szCs w:val="28"/>
               </w:rPr>
@@ -5993,6 +5929,7 @@
               <w:t>Вызывает </w:t>
             </w:r>
             <w:proofErr w:type="spellStart"/>
+            <w:proofErr w:type="gramStart"/>
             <w:r>
               <w:rPr>
                 <w:rFonts w:ascii="Times New Roman" w:hAnsi="Times New Roman" w:cs="Times New Roman"/>
@@ -6008,33 +5945,32 @@
                 <w:sz w:val="28"/>
                 <w:szCs w:val="28"/>
               </w:rPr>
-              <w:t>(), который удаляет все узлы</w:t>
+              <w:t>(</w:t>
+            </w:r>
+            <w:proofErr w:type="gramEnd"/>
+            <w:r>
+              <w:rPr>
+                <w:rFonts w:ascii="Times New Roman" w:hAnsi="Times New Roman" w:cs="Times New Roman"/>
+                <w:sz w:val="28"/>
+                <w:szCs w:val="28"/>
+              </w:rPr>
+              <w:t>), который удаляет все узлы</w:t>
             </w:r>
           </w:p>
         </w:tc>
       </w:tr>
       <w:tr>
-        <w:trPr>
-          <w:jc w:val="center"/>
-        </w:trPr>
         <w:tc>
           <w:tcPr>
-            <w:tcW w:w="0" w:type="auto"/>
-            <w:shd w:val="clear" w:color="auto" w:fill="FFFFFF"/>
-            <w:tcMar>
-              <w:top w:w="150" w:type="dxa"/>
-              <w:left w:w="0" w:type="dxa"/>
-              <w:bottom w:w="150" w:type="dxa"/>
-              <w:right w:w="240" w:type="dxa"/>
-            </w:tcMar>
-            <w:vAlign w:val="center"/>
-            <w:hideMark/>
+            <w:tcW w:w="1838" w:type="dxa"/>
           </w:tcPr>
           <w:p>
             <w:pPr>
               <w:jc w:val="center"/>
               <w:rPr>
                 <w:rFonts w:ascii="Times New Roman" w:hAnsi="Times New Roman" w:cs="Times New Roman"/>
+                <w:b/>
+                <w:bCs/>
                 <w:sz w:val="28"/>
                 <w:szCs w:val="28"/>
               </w:rPr>
@@ -6053,22 +5989,15 @@
         </w:tc>
         <w:tc>
           <w:tcPr>
-            <w:tcW w:w="0" w:type="auto"/>
-            <w:shd w:val="clear" w:color="auto" w:fill="FFFFFF"/>
-            <w:tcMar>
-              <w:top w:w="150" w:type="dxa"/>
-              <w:left w:w="240" w:type="dxa"/>
-              <w:bottom w:w="150" w:type="dxa"/>
-              <w:right w:w="240" w:type="dxa"/>
-            </w:tcMar>
-            <w:vAlign w:val="center"/>
-            <w:hideMark/>
+            <w:tcW w:w="1559" w:type="dxa"/>
           </w:tcPr>
           <w:p>
             <w:pPr>
               <w:jc w:val="center"/>
               <w:rPr>
                 <w:rFonts w:ascii="Times New Roman" w:hAnsi="Times New Roman" w:cs="Times New Roman"/>
+                <w:b/>
+                <w:bCs/>
                 <w:sz w:val="28"/>
                 <w:szCs w:val="28"/>
               </w:rPr>
@@ -6085,22 +6014,15 @@
         </w:tc>
         <w:tc>
           <w:tcPr>
-            <w:tcW w:w="0" w:type="auto"/>
-            <w:shd w:val="clear" w:color="auto" w:fill="FFFFFF"/>
-            <w:tcMar>
-              <w:top w:w="150" w:type="dxa"/>
-              <w:left w:w="240" w:type="dxa"/>
-              <w:bottom w:w="150" w:type="dxa"/>
-              <w:right w:w="0" w:type="dxa"/>
-            </w:tcMar>
-            <w:vAlign w:val="center"/>
-            <w:hideMark/>
+            <w:tcW w:w="5948" w:type="dxa"/>
           </w:tcPr>
           <w:p>
             <w:pPr>
               <w:jc w:val="center"/>
               <w:rPr>
                 <w:rFonts w:ascii="Times New Roman" w:hAnsi="Times New Roman" w:cs="Times New Roman"/>
+                <w:b/>
+                <w:bCs/>
                 <w:sz w:val="28"/>
                 <w:szCs w:val="28"/>
               </w:rPr>
@@ -6135,27 +6057,17 @@
         </w:tc>
       </w:tr>
       <w:tr>
-        <w:trPr>
-          <w:jc w:val="center"/>
-        </w:trPr>
         <w:tc>
           <w:tcPr>
-            <w:tcW w:w="0" w:type="auto"/>
-            <w:shd w:val="clear" w:color="auto" w:fill="FFFFFF"/>
-            <w:tcMar>
-              <w:top w:w="150" w:type="dxa"/>
-              <w:left w:w="0" w:type="dxa"/>
-              <w:bottom w:w="150" w:type="dxa"/>
-              <w:right w:w="240" w:type="dxa"/>
-            </w:tcMar>
-            <w:vAlign w:val="center"/>
-            <w:hideMark/>
+            <w:tcW w:w="1838" w:type="dxa"/>
           </w:tcPr>
           <w:p>
             <w:pPr>
               <w:jc w:val="center"/>
               <w:rPr>
                 <w:rFonts w:ascii="Times New Roman" w:hAnsi="Times New Roman" w:cs="Times New Roman"/>
+                <w:b/>
+                <w:bCs/>
                 <w:sz w:val="28"/>
                 <w:szCs w:val="28"/>
               </w:rPr>
@@ -6174,22 +6086,15 @@
         </w:tc>
         <w:tc>
           <w:tcPr>
-            <w:tcW w:w="0" w:type="auto"/>
-            <w:shd w:val="clear" w:color="auto" w:fill="FFFFFF"/>
-            <w:tcMar>
-              <w:top w:w="150" w:type="dxa"/>
-              <w:left w:w="240" w:type="dxa"/>
-              <w:bottom w:w="150" w:type="dxa"/>
-              <w:right w:w="240" w:type="dxa"/>
-            </w:tcMar>
-            <w:vAlign w:val="center"/>
-            <w:hideMark/>
+            <w:tcW w:w="1559" w:type="dxa"/>
           </w:tcPr>
           <w:p>
             <w:pPr>
               <w:jc w:val="center"/>
               <w:rPr>
                 <w:rFonts w:ascii="Times New Roman" w:hAnsi="Times New Roman" w:cs="Times New Roman"/>
+                <w:b/>
+                <w:bCs/>
                 <w:sz w:val="28"/>
                 <w:szCs w:val="28"/>
               </w:rPr>
@@ -6206,22 +6111,15 @@
         </w:tc>
         <w:tc>
           <w:tcPr>
-            <w:tcW w:w="0" w:type="auto"/>
-            <w:shd w:val="clear" w:color="auto" w:fill="FFFFFF"/>
-            <w:tcMar>
-              <w:top w:w="150" w:type="dxa"/>
-              <w:left w:w="240" w:type="dxa"/>
-              <w:bottom w:w="150" w:type="dxa"/>
-              <w:right w:w="0" w:type="dxa"/>
-            </w:tcMar>
-            <w:vAlign w:val="center"/>
-            <w:hideMark/>
+            <w:tcW w:w="5948" w:type="dxa"/>
           </w:tcPr>
           <w:p>
             <w:pPr>
               <w:jc w:val="center"/>
               <w:rPr>
                 <w:rFonts w:ascii="Times New Roman" w:hAnsi="Times New Roman" w:cs="Times New Roman"/>
+                <w:b/>
+                <w:bCs/>
                 <w:sz w:val="28"/>
                 <w:szCs w:val="28"/>
               </w:rPr>
@@ -6256,27 +6154,17 @@
         </w:tc>
       </w:tr>
       <w:tr>
-        <w:trPr>
-          <w:jc w:val="center"/>
-        </w:trPr>
         <w:tc>
           <w:tcPr>
-            <w:tcW w:w="0" w:type="auto"/>
-            <w:shd w:val="clear" w:color="auto" w:fill="FFFFFF"/>
-            <w:tcMar>
-              <w:top w:w="150" w:type="dxa"/>
-              <w:left w:w="0" w:type="dxa"/>
-              <w:bottom w:w="150" w:type="dxa"/>
-              <w:right w:w="240" w:type="dxa"/>
-            </w:tcMar>
-            <w:vAlign w:val="center"/>
-            <w:hideMark/>
+            <w:tcW w:w="1838" w:type="dxa"/>
           </w:tcPr>
           <w:p>
             <w:pPr>
               <w:jc w:val="center"/>
               <w:rPr>
                 <w:rFonts w:ascii="Times New Roman" w:hAnsi="Times New Roman" w:cs="Times New Roman"/>
+                <w:b/>
+                <w:bCs/>
                 <w:sz w:val="28"/>
                 <w:szCs w:val="28"/>
               </w:rPr>
@@ -6295,22 +6183,15 @@
         </w:tc>
         <w:tc>
           <w:tcPr>
-            <w:tcW w:w="0" w:type="auto"/>
-            <w:shd w:val="clear" w:color="auto" w:fill="FFFFFF"/>
-            <w:tcMar>
-              <w:top w:w="150" w:type="dxa"/>
-              <w:left w:w="240" w:type="dxa"/>
-              <w:bottom w:w="150" w:type="dxa"/>
-              <w:right w:w="240" w:type="dxa"/>
-            </w:tcMar>
-            <w:vAlign w:val="center"/>
-            <w:hideMark/>
+            <w:tcW w:w="1559" w:type="dxa"/>
           </w:tcPr>
           <w:p>
             <w:pPr>
               <w:jc w:val="center"/>
               <w:rPr>
                 <w:rFonts w:ascii="Times New Roman" w:hAnsi="Times New Roman" w:cs="Times New Roman"/>
+                <w:b/>
+                <w:bCs/>
                 <w:sz w:val="28"/>
                 <w:szCs w:val="28"/>
               </w:rPr>
@@ -6327,22 +6208,15 @@
         </w:tc>
         <w:tc>
           <w:tcPr>
-            <w:tcW w:w="0" w:type="auto"/>
-            <w:shd w:val="clear" w:color="auto" w:fill="FFFFFF"/>
-            <w:tcMar>
-              <w:top w:w="150" w:type="dxa"/>
-              <w:left w:w="240" w:type="dxa"/>
-              <w:bottom w:w="150" w:type="dxa"/>
-              <w:right w:w="0" w:type="dxa"/>
-            </w:tcMar>
-            <w:vAlign w:val="center"/>
-            <w:hideMark/>
+            <w:tcW w:w="5948" w:type="dxa"/>
           </w:tcPr>
           <w:p>
             <w:pPr>
               <w:jc w:val="center"/>
               <w:rPr>
                 <w:rFonts w:ascii="Times New Roman" w:hAnsi="Times New Roman" w:cs="Times New Roman"/>
+                <w:b/>
+                <w:bCs/>
                 <w:sz w:val="28"/>
                 <w:szCs w:val="28"/>
               </w:rPr>
@@ -6371,33 +6245,33 @@
                 <w:sz w:val="28"/>
                 <w:szCs w:val="28"/>
               </w:rPr>
-              <w:t> до конца</w:t>
+              <w:t xml:space="preserve"> до </w:t>
             </w:r>
+            <w:proofErr w:type="spellStart"/>
+            <w:r>
+              <w:rPr>
+                <w:rFonts w:ascii="Times New Roman" w:hAnsi="Times New Roman" w:cs="Times New Roman"/>
+                <w:sz w:val="28"/>
+                <w:szCs w:val="28"/>
+              </w:rPr>
+              <w:t>конц</w:t>
+            </w:r>
+            <w:proofErr w:type="spellEnd"/>
           </w:p>
         </w:tc>
       </w:tr>
       <w:tr>
-        <w:trPr>
-          <w:jc w:val="center"/>
-        </w:trPr>
         <w:tc>
           <w:tcPr>
-            <w:tcW w:w="0" w:type="auto"/>
-            <w:shd w:val="clear" w:color="auto" w:fill="FFFFFF"/>
-            <w:tcMar>
-              <w:top w:w="150" w:type="dxa"/>
-              <w:left w:w="0" w:type="dxa"/>
-              <w:bottom w:w="150" w:type="dxa"/>
-              <w:right w:w="240" w:type="dxa"/>
-            </w:tcMar>
-            <w:vAlign w:val="center"/>
-            <w:hideMark/>
+            <w:tcW w:w="1838" w:type="dxa"/>
           </w:tcPr>
           <w:p>
             <w:pPr>
               <w:jc w:val="center"/>
               <w:rPr>
                 <w:rFonts w:ascii="Times New Roman" w:hAnsi="Times New Roman" w:cs="Times New Roman"/>
+                <w:b/>
+                <w:bCs/>
                 <w:sz w:val="28"/>
                 <w:szCs w:val="28"/>
               </w:rPr>
@@ -6416,22 +6290,15 @@
         </w:tc>
         <w:tc>
           <w:tcPr>
-            <w:tcW w:w="0" w:type="auto"/>
-            <w:shd w:val="clear" w:color="auto" w:fill="FFFFFF"/>
-            <w:tcMar>
-              <w:top w:w="150" w:type="dxa"/>
-              <w:left w:w="240" w:type="dxa"/>
-              <w:bottom w:w="150" w:type="dxa"/>
-              <w:right w:w="240" w:type="dxa"/>
-            </w:tcMar>
-            <w:vAlign w:val="center"/>
-            <w:hideMark/>
+            <w:tcW w:w="1559" w:type="dxa"/>
           </w:tcPr>
           <w:p>
             <w:pPr>
               <w:jc w:val="center"/>
               <w:rPr>
                 <w:rFonts w:ascii="Times New Roman" w:hAnsi="Times New Roman" w:cs="Times New Roman"/>
+                <w:b/>
+                <w:bCs/>
                 <w:sz w:val="28"/>
                 <w:szCs w:val="28"/>
               </w:rPr>
@@ -6448,22 +6315,15 @@
         </w:tc>
         <w:tc>
           <w:tcPr>
-            <w:tcW w:w="0" w:type="auto"/>
-            <w:shd w:val="clear" w:color="auto" w:fill="FFFFFF"/>
-            <w:tcMar>
-              <w:top w:w="150" w:type="dxa"/>
-              <w:left w:w="240" w:type="dxa"/>
-              <w:bottom w:w="150" w:type="dxa"/>
-              <w:right w:w="0" w:type="dxa"/>
-            </w:tcMar>
-            <w:vAlign w:val="center"/>
-            <w:hideMark/>
+            <w:tcW w:w="5948" w:type="dxa"/>
           </w:tcPr>
           <w:p>
             <w:pPr>
               <w:jc w:val="center"/>
               <w:rPr>
                 <w:rFonts w:ascii="Times New Roman" w:hAnsi="Times New Roman" w:cs="Times New Roman"/>
+                <w:b/>
+                <w:bCs/>
                 <w:sz w:val="28"/>
                 <w:szCs w:val="28"/>
               </w:rPr>
@@ -6480,27 +6340,17 @@
         </w:tc>
       </w:tr>
       <w:tr>
-        <w:trPr>
-          <w:jc w:val="center"/>
-        </w:trPr>
         <w:tc>
           <w:tcPr>
-            <w:tcW w:w="0" w:type="auto"/>
-            <w:shd w:val="clear" w:color="auto" w:fill="FFFFFF"/>
-            <w:tcMar>
-              <w:top w:w="150" w:type="dxa"/>
-              <w:left w:w="0" w:type="dxa"/>
-              <w:bottom w:w="150" w:type="dxa"/>
-              <w:right w:w="240" w:type="dxa"/>
-            </w:tcMar>
-            <w:vAlign w:val="center"/>
-            <w:hideMark/>
+            <w:tcW w:w="1838" w:type="dxa"/>
           </w:tcPr>
           <w:p>
             <w:pPr>
               <w:jc w:val="center"/>
               <w:rPr>
                 <w:rFonts w:ascii="Times New Roman" w:hAnsi="Times New Roman" w:cs="Times New Roman"/>
+                <w:b/>
+                <w:bCs/>
                 <w:sz w:val="28"/>
                 <w:szCs w:val="28"/>
               </w:rPr>
@@ -6519,22 +6369,15 @@
         </w:tc>
         <w:tc>
           <w:tcPr>
-            <w:tcW w:w="0" w:type="auto"/>
-            <w:shd w:val="clear" w:color="auto" w:fill="FFFFFF"/>
-            <w:tcMar>
-              <w:top w:w="150" w:type="dxa"/>
-              <w:left w:w="240" w:type="dxa"/>
-              <w:bottom w:w="150" w:type="dxa"/>
-              <w:right w:w="240" w:type="dxa"/>
-            </w:tcMar>
-            <w:vAlign w:val="center"/>
-            <w:hideMark/>
+            <w:tcW w:w="1559" w:type="dxa"/>
           </w:tcPr>
           <w:p>
             <w:pPr>
               <w:jc w:val="center"/>
               <w:rPr>
                 <w:rFonts w:ascii="Times New Roman" w:hAnsi="Times New Roman" w:cs="Times New Roman"/>
+                <w:b/>
+                <w:bCs/>
                 <w:sz w:val="28"/>
                 <w:szCs w:val="28"/>
               </w:rPr>
@@ -6551,22 +6394,15 @@
         </w:tc>
         <w:tc>
           <w:tcPr>
-            <w:tcW w:w="0" w:type="auto"/>
-            <w:shd w:val="clear" w:color="auto" w:fill="FFFFFF"/>
-            <w:tcMar>
-              <w:top w:w="150" w:type="dxa"/>
-              <w:left w:w="240" w:type="dxa"/>
-              <w:bottom w:w="150" w:type="dxa"/>
-              <w:right w:w="0" w:type="dxa"/>
-            </w:tcMar>
-            <w:vAlign w:val="center"/>
-            <w:hideMark/>
+            <w:tcW w:w="5948" w:type="dxa"/>
           </w:tcPr>
           <w:p>
             <w:pPr>
               <w:jc w:val="center"/>
               <w:rPr>
                 <w:rFonts w:ascii="Times New Roman" w:hAnsi="Times New Roman" w:cs="Times New Roman"/>
+                <w:b/>
+                <w:bCs/>
                 <w:sz w:val="28"/>
                 <w:szCs w:val="28"/>
               </w:rPr>
@@ -6593,27 +6429,17 @@
         </w:tc>
       </w:tr>
       <w:tr>
-        <w:trPr>
-          <w:jc w:val="center"/>
-        </w:trPr>
         <w:tc>
           <w:tcPr>
-            <w:tcW w:w="0" w:type="auto"/>
-            <w:shd w:val="clear" w:color="auto" w:fill="FFFFFF"/>
-            <w:tcMar>
-              <w:top w:w="150" w:type="dxa"/>
-              <w:left w:w="0" w:type="dxa"/>
-              <w:bottom w:w="150" w:type="dxa"/>
-              <w:right w:w="240" w:type="dxa"/>
-            </w:tcMar>
-            <w:vAlign w:val="center"/>
-            <w:hideMark/>
+            <w:tcW w:w="1838" w:type="dxa"/>
           </w:tcPr>
           <w:p>
             <w:pPr>
               <w:jc w:val="center"/>
               <w:rPr>
                 <w:rFonts w:ascii="Times New Roman" w:hAnsi="Times New Roman" w:cs="Times New Roman"/>
+                <w:b/>
+                <w:bCs/>
                 <w:sz w:val="28"/>
                 <w:szCs w:val="28"/>
               </w:rPr>
@@ -6632,22 +6458,15 @@
         </w:tc>
         <w:tc>
           <w:tcPr>
-            <w:tcW w:w="0" w:type="auto"/>
-            <w:shd w:val="clear" w:color="auto" w:fill="FFFFFF"/>
-            <w:tcMar>
-              <w:top w:w="150" w:type="dxa"/>
-              <w:left w:w="240" w:type="dxa"/>
-              <w:bottom w:w="150" w:type="dxa"/>
-              <w:right w:w="240" w:type="dxa"/>
-            </w:tcMar>
-            <w:vAlign w:val="center"/>
-            <w:hideMark/>
+            <w:tcW w:w="1559" w:type="dxa"/>
           </w:tcPr>
           <w:p>
             <w:pPr>
               <w:jc w:val="center"/>
               <w:rPr>
                 <w:rFonts w:ascii="Times New Roman" w:hAnsi="Times New Roman" w:cs="Times New Roman"/>
+                <w:b/>
+                <w:bCs/>
                 <w:sz w:val="28"/>
                 <w:szCs w:val="28"/>
               </w:rPr>
@@ -6664,22 +6483,15 @@
         </w:tc>
         <w:tc>
           <w:tcPr>
-            <w:tcW w:w="0" w:type="auto"/>
-            <w:shd w:val="clear" w:color="auto" w:fill="FFFFFF"/>
-            <w:tcMar>
-              <w:top w:w="150" w:type="dxa"/>
-              <w:left w:w="240" w:type="dxa"/>
-              <w:bottom w:w="150" w:type="dxa"/>
-              <w:right w:w="0" w:type="dxa"/>
-            </w:tcMar>
-            <w:vAlign w:val="center"/>
-            <w:hideMark/>
+            <w:tcW w:w="5948" w:type="dxa"/>
           </w:tcPr>
           <w:p>
             <w:pPr>
               <w:jc w:val="center"/>
               <w:rPr>
                 <w:rFonts w:ascii="Times New Roman" w:hAnsi="Times New Roman" w:cs="Times New Roman"/>
+                <w:b/>
+                <w:bCs/>
                 <w:sz w:val="28"/>
                 <w:szCs w:val="28"/>
               </w:rPr>
@@ -6724,27 +6536,17 @@
         </w:tc>
       </w:tr>
       <w:tr>
-        <w:trPr>
-          <w:jc w:val="center"/>
-        </w:trPr>
         <w:tc>
           <w:tcPr>
-            <w:tcW w:w="0" w:type="auto"/>
-            <w:shd w:val="clear" w:color="auto" w:fill="FFFFFF"/>
-            <w:tcMar>
-              <w:top w:w="150" w:type="dxa"/>
-              <w:left w:w="0" w:type="dxa"/>
-              <w:bottom w:w="150" w:type="dxa"/>
-              <w:right w:w="240" w:type="dxa"/>
-            </w:tcMar>
-            <w:vAlign w:val="center"/>
-            <w:hideMark/>
+            <w:tcW w:w="1838" w:type="dxa"/>
           </w:tcPr>
           <w:p>
             <w:pPr>
               <w:jc w:val="center"/>
               <w:rPr>
                 <w:rFonts w:ascii="Times New Roman" w:hAnsi="Times New Roman" w:cs="Times New Roman"/>
+                <w:b/>
+                <w:bCs/>
                 <w:sz w:val="28"/>
                 <w:szCs w:val="28"/>
               </w:rPr>
@@ -6763,22 +6565,15 @@
         </w:tc>
         <w:tc>
           <w:tcPr>
-            <w:tcW w:w="0" w:type="auto"/>
-            <w:shd w:val="clear" w:color="auto" w:fill="FFFFFF"/>
-            <w:tcMar>
-              <w:top w:w="150" w:type="dxa"/>
-              <w:left w:w="240" w:type="dxa"/>
-              <w:bottom w:w="150" w:type="dxa"/>
-              <w:right w:w="240" w:type="dxa"/>
-            </w:tcMar>
-            <w:vAlign w:val="center"/>
-            <w:hideMark/>
+            <w:tcW w:w="1559" w:type="dxa"/>
           </w:tcPr>
           <w:p>
             <w:pPr>
               <w:jc w:val="center"/>
               <w:rPr>
                 <w:rFonts w:ascii="Times New Roman" w:hAnsi="Times New Roman" w:cs="Times New Roman"/>
+                <w:b/>
+                <w:bCs/>
                 <w:sz w:val="28"/>
                 <w:szCs w:val="28"/>
               </w:rPr>
@@ -6795,22 +6590,15 @@
         </w:tc>
         <w:tc>
           <w:tcPr>
-            <w:tcW w:w="0" w:type="auto"/>
-            <w:shd w:val="clear" w:color="auto" w:fill="FFFFFF"/>
-            <w:tcMar>
-              <w:top w:w="150" w:type="dxa"/>
-              <w:left w:w="240" w:type="dxa"/>
-              <w:bottom w:w="150" w:type="dxa"/>
-              <w:right w:w="0" w:type="dxa"/>
-            </w:tcMar>
-            <w:vAlign w:val="center"/>
-            <w:hideMark/>
+            <w:tcW w:w="5948" w:type="dxa"/>
           </w:tcPr>
           <w:p>
             <w:pPr>
               <w:jc w:val="center"/>
               <w:rPr>
                 <w:rFonts w:ascii="Times New Roman" w:hAnsi="Times New Roman" w:cs="Times New Roman"/>
+                <w:b/>
+                <w:bCs/>
                 <w:sz w:val="28"/>
                 <w:szCs w:val="28"/>
               </w:rPr>
@@ -6837,6 +6625,8 @@
           <w:szCs w:val="28"/>
         </w:rPr>
       </w:pPr>
+      <w:bookmarkStart w:id="0" w:name="_GoBack"/>
+      <w:bookmarkEnd w:id="0"/>
     </w:p>
     <w:p>
       <w:pPr>
@@ -8273,7 +8063,6 @@
           <w:sz w:val="28"/>
           <w:szCs w:val="28"/>
         </w:rPr>
-        <w:lastRenderedPageBreak/>
         <w:t>Какие</w:t>
       </w:r>
       <w:r>
@@ -9138,6 +8927,7 @@
           <w:sz w:val="28"/>
           <w:szCs w:val="28"/>
         </w:rPr>
+        <w:lastRenderedPageBreak/>
         <w:t>Что</w:t>
       </w:r>
       <w:r>
@@ -11234,7 +11024,6 @@
           <w:sz w:val="28"/>
           <w:szCs w:val="28"/>
         </w:rPr>
-        <w:lastRenderedPageBreak/>
         <w:t>4.</w:t>
       </w:r>
       <w:r>
@@ -11633,7 +11422,7 @@
           <w:sz w:val="28"/>
           <w:szCs w:val="28"/>
         </w:rPr>
-        <w:t>Git</w:t>
+        <w:t>Git-репозиторий</w:t>
       </w:r>
       <w:proofErr w:type="spellEnd"/>
       <w:r>
@@ -11642,7 +11431,7 @@
           <w:sz w:val="28"/>
           <w:szCs w:val="28"/>
         </w:rPr>
-        <w:t>-репозиторий:</w:t>
+        <w:t>:</w:t>
       </w:r>
       <w:r>
         <w:rPr>
@@ -11673,8 +11462,8 @@
 </file>
 
 <file path=word/numbering.xml><?xml version="1.0" encoding="utf-8"?>
-<w:numbering xmlns:wpc="http://schemas.microsoft.com/office/word/2010/wordprocessingCanvas" xmlns:cx="http://schemas.microsoft.com/office/drawing/2014/chartex" xmlns:cx1="http://schemas.microsoft.com/office/drawing/2015/9/8/chartex" xmlns:cx2="http://schemas.microsoft.com/office/drawing/2015/10/21/chartex" xmlns:cx3="http://schemas.microsoft.com/office/drawing/2016/5/9/chartex" xmlns:cx4="http://schemas.microsoft.com/office/drawing/2016/5/10/chartex" xmlns:cx5="http://schemas.microsoft.com/office/drawing/2016/5/11/chartex" xmlns:cx6="http://schemas.microsoft.com/office/drawing/2016/5/12/chartex" xmlns:cx7="http://schemas.microsoft.com/office/drawing/2016/5/13/chartex" xmlns:cx8="http://schemas.microsoft.com/office/drawing/2016/5/14/chartex" xmlns:mc="http://schemas.openxmlformats.org/markup-compatibility/2006" xmlns:aink="http://schemas.microsoft.com/office/drawing/2016/ink" xmlns:am3d="http://schemas.microsoft.com/office/drawing/2017/model3d" xmlns:o="urn:schemas-microsoft-com:office:office" xmlns:r="http://schemas.openxmlformats.org/officeDocument/2006/relationships" xmlns:m="http://schemas.openxmlformats.org/officeDocument/2006/math" xmlns:v="urn:schemas-microsoft-com:vml" xmlns:wp14="http://schemas.microsoft.com/office/word/2010/wordprocessingDrawing" xmlns:wp="http://schemas.openxmlformats.org/drawingml/2006/wordprocessingDrawing" xmlns:w10="urn:schemas-microsoft-com:office:word" xmlns:w="http://schemas.openxmlformats.org/wordprocessingml/2006/main" xmlns:w14="http://schemas.microsoft.com/office/word/2010/wordml" xmlns:w15="http://schemas.microsoft.com/office/word/2012/wordml" xmlns:w16cex="http://schemas.microsoft.com/office/word/2018/wordml/cex" xmlns:w16cid="http://schemas.microsoft.com/office/word/2016/wordml/cid" xmlns:w16="http://schemas.microsoft.com/office/word/2018/wordml" xmlns:w16se="http://schemas.microsoft.com/office/word/2015/wordml/symex" xmlns:wpg="http://schemas.microsoft.com/office/word/2010/wordprocessingGroup" xmlns:wpi="http://schemas.microsoft.com/office/word/2010/wordprocessingInk" xmlns:wne="http://schemas.microsoft.com/office/word/2006/wordml" xmlns:wps="http://schemas.microsoft.com/office/word/2010/wordprocessingShape" mc:Ignorable="w14 w15 w16se w16cid w16 w16cex wp14">
-  <w:abstractNum w:abstractNumId="0" w15:restartNumberingAfterBreak="0">
+<w:numbering xmlns:wpc="http://schemas.microsoft.com/office/word/2010/wordprocessingCanvas" xmlns:mc="http://schemas.openxmlformats.org/markup-compatibility/2006" xmlns:o="urn:schemas-microsoft-com:office:office" xmlns:r="http://schemas.openxmlformats.org/officeDocument/2006/relationships" xmlns:m="http://schemas.openxmlformats.org/officeDocument/2006/math" xmlns:v="urn:schemas-microsoft-com:vml" xmlns:wp14="http://schemas.microsoft.com/office/word/2010/wordprocessingDrawing" xmlns:wp="http://schemas.openxmlformats.org/drawingml/2006/wordprocessingDrawing" xmlns:w10="urn:schemas-microsoft-com:office:word" xmlns:w="http://schemas.openxmlformats.org/wordprocessingml/2006/main" xmlns:w14="http://schemas.microsoft.com/office/word/2010/wordml" xmlns:w15="http://schemas.microsoft.com/office/word/2012/wordml" xmlns:wpg="http://schemas.microsoft.com/office/word/2010/wordprocessingGroup" xmlns:wpi="http://schemas.microsoft.com/office/word/2010/wordprocessingInk" xmlns:wne="http://schemas.microsoft.com/office/word/2006/wordml" xmlns:wps="http://schemas.microsoft.com/office/word/2010/wordprocessingShape" mc:Ignorable="w14 w15 wp14">
+  <w:abstractNum w:abstractNumId="0">
     <w:nsid w:val="41B75574"/>
     <w:multiLevelType w:val="multilevel"/>
     <w:tmpl w:val="273A3FBE"/>
@@ -11787,7 +11576,7 @@
       </w:pPr>
     </w:lvl>
   </w:abstractNum>
-  <w:abstractNum w:abstractNumId="1" w15:restartNumberingAfterBreak="0">
+  <w:abstractNum w:abstractNumId="1">
     <w:nsid w:val="49E47BD8"/>
     <w:multiLevelType w:val="multilevel"/>
     <w:tmpl w:val="B9D82218"/>
@@ -11910,7 +11699,7 @@
 </file>
 
 <file path=word/styles.xml><?xml version="1.0" encoding="utf-8"?>
-<w:styles xmlns:mc="http://schemas.openxmlformats.org/markup-compatibility/2006" xmlns:r="http://schemas.openxmlformats.org/officeDocument/2006/relationships" xmlns:w="http://schemas.openxmlformats.org/wordprocessingml/2006/main" xmlns:w14="http://schemas.microsoft.com/office/word/2010/wordml" xmlns:w15="http://schemas.microsoft.com/office/word/2012/wordml" xmlns:w16cex="http://schemas.microsoft.com/office/word/2018/wordml/cex" xmlns:w16cid="http://schemas.microsoft.com/office/word/2016/wordml/cid" xmlns:w16="http://schemas.microsoft.com/office/word/2018/wordml" xmlns:w16se="http://schemas.microsoft.com/office/word/2015/wordml/symex" mc:Ignorable="w14 w15 w16se w16cid w16 w16cex">
+<w:styles xmlns:mc="http://schemas.openxmlformats.org/markup-compatibility/2006" xmlns:r="http://schemas.openxmlformats.org/officeDocument/2006/relationships" xmlns:w="http://schemas.openxmlformats.org/wordprocessingml/2006/main" xmlns:w14="http://schemas.microsoft.com/office/word/2010/wordml" xmlns:w15="http://schemas.microsoft.com/office/word/2012/wordml" mc:Ignorable="w14 w15">
   <w:docDefaults>
     <w:rPrDefault>
       <w:rPr>
@@ -11926,7 +11715,7 @@
       </w:pPr>
     </w:pPrDefault>
   </w:docDefaults>
-  <w:latentStyles w:defLockedState="0" w:defUIPriority="99" w:defSemiHidden="0" w:defUnhideWhenUsed="0" w:defQFormat="0" w:count="376">
+  <w:latentStyles w:defLockedState="0" w:defUIPriority="99" w:defSemiHidden="0" w:defUnhideWhenUsed="0" w:defQFormat="0" w:count="371">
     <w:lsdException w:name="Normal" w:uiPriority="0" w:qFormat="1"/>
     <w:lsdException w:name="heading 1" w:uiPriority="9" w:qFormat="1"/>
     <w:lsdException w:name="heading 2" w:semiHidden="1" w:uiPriority="9" w:unhideWhenUsed="1" w:qFormat="1"/>
@@ -12298,11 +12087,6 @@
     <w:lsdException w:name="List Table 5 Dark Accent 6" w:uiPriority="50"/>
     <w:lsdException w:name="List Table 6 Colorful Accent 6" w:uiPriority="51"/>
     <w:lsdException w:name="List Table 7 Colorful Accent 6" w:uiPriority="52"/>
-    <w:lsdException w:name="Mention" w:semiHidden="1" w:unhideWhenUsed="1"/>
-    <w:lsdException w:name="Smart Hyperlink" w:semiHidden="1" w:unhideWhenUsed="1"/>
-    <w:lsdException w:name="Hashtag" w:semiHidden="1" w:unhideWhenUsed="1"/>
-    <w:lsdException w:name="Unresolved Mention" w:semiHidden="1" w:unhideWhenUsed="1"/>
-    <w:lsdException w:name="Smart Link" w:semiHidden="1" w:unhideWhenUsed="1"/>
   </w:latentStyles>
   <w:style w:type="paragraph" w:default="1" w:styleId="a">
     <w:name w:val="Normal"/>
@@ -12316,6 +12100,7 @@
   <w:style w:type="character" w:default="1" w:styleId="a0">
     <w:name w:val="Default Paragraph Font"/>
     <w:uiPriority w:val="1"/>
+    <w:semiHidden/>
     <w:unhideWhenUsed/>
   </w:style>
   <w:style w:type="table" w:default="1" w:styleId="a1">
@@ -12338,6 +12123,32 @@
     <w:uiPriority w:val="99"/>
     <w:semiHidden/>
     <w:unhideWhenUsed/>
+  </w:style>
+  <w:style w:type="table" w:styleId="a3">
+    <w:name w:val="Table Grid"/>
+    <w:basedOn w:val="a1"/>
+    <w:uiPriority w:val="39"/>
+    <w:rsid w:val="007A1999"/>
+    <w:pPr>
+      <w:spacing w:after="0" w:line="240" w:lineRule="auto"/>
+    </w:pPr>
+    <w:tblPr>
+      <w:tblInd w:w="0" w:type="dxa"/>
+      <w:tblBorders>
+        <w:top w:val="single" w:sz="4" w:space="0" w:color="auto"/>
+        <w:left w:val="single" w:sz="4" w:space="0" w:color="auto"/>
+        <w:bottom w:val="single" w:sz="4" w:space="0" w:color="auto"/>
+        <w:right w:val="single" w:sz="4" w:space="0" w:color="auto"/>
+        <w:insideH w:val="single" w:sz="4" w:space="0" w:color="auto"/>
+        <w:insideV w:val="single" w:sz="4" w:space="0" w:color="auto"/>
+      </w:tblBorders>
+      <w:tblCellMar>
+        <w:top w:w="0" w:type="dxa"/>
+        <w:left w:w="108" w:type="dxa"/>
+        <w:bottom w:w="0" w:type="dxa"/>
+        <w:right w:w="108" w:type="dxa"/>
+      </w:tblCellMar>
+    </w:tblPr>
   </w:style>
 </w:styles>
 </file>
